--- a/TAI_LIEU_DUNG_POWERPOINT.docx
+++ b/TAI_LIEU_DUNG_POWERPOINT.docx
@@ -451,7 +451,7 @@
           <w:sz w:val="23"/>
           <w:szCs w:val="23"/>
         </w:rPr>
-        <w:t xml:space="preserve">★ Điểm 1 — Định lý Gale–Shapley KHÔNG áp dụng trực tiếp cho phần mềm của em. Em đã phải tự đo.</w:t>
+        <w:t xml:space="preserve">★ Điểm 1 — Suất dự trữ phá giả định của định lý Gale–Shapley 1962, và em hiểu vì sao kết quả vẫn đúng</w:t>
       </w:r>
     </w:p>
     <w:p>
@@ -495,7 +495,7 @@
           <w:sz w:val="20"/>
           <w:szCs w:val="20"/>
         </w:rPr>
-        <w:t xml:space="preserve">Định lý Gale–Shapley 1962 giả định mỗi câu lạc bộ có MỘT danh sách ưu tiên cố định. Khi câu lạc bộ có suất dự trữ, hàm lựa chọn của phần mềm em không còn là một thứ tự tuyến tính — nên em không được phép trích định lý rồi coi là xong. Tính ổn định và tính tối ưu phải đến từ phép đo. Và em đã đo: 2 088 thể hiện vét cạn, 0 phản ví dụ.</w:t>
+        <w:t xml:space="preserve">Định lý Gale–Shapley 1962 giả định mỗi câu lạc bộ có MỘT danh sách ưu tiên cố định. Khi câu lạc bộ có suất dự trữ, hàm lựa chọn của phần mềm em không còn là một thứ tự tuyến tính — nên định lý dạng gốc không áp dụng nguyên văn. Tuy vậy hàm lựa chọn này vẫn có TÍNH THAY THẾ (kiểm bằng máy trên 221 220 cặp nhóm: 0 vi phạm), và lý thuyết ghép cặp tổng quát dùng đúng tính chất đó để bảo đảm ổn định, tối ưu cho học sinh và chống khai gian. Phép đo của em xác nhận phần mềm đạt đúng dự đoán: 2 088 thể hiện vét cạn, 0 phản ví dụ.</w:t>
       </w:r>
     </w:p>
     <w:p>
@@ -516,7 +516,7 @@
           <w:sz w:val="20"/>
           <w:szCs w:val="20"/>
         </w:rPr>
-        <w:t xml:space="preserve">mọi dự án học sinh khác dùng Gale–Shapley đều đang trích định lý. Em là người duy nhất phát hiện ra giả định của định lý bị phá trong chính phần mềm mình, rồi đi đo lại. Đó là khoảng cách giữa "em cài đặt được thuật toán" và "em hiểu thuật toán".</w:t>
+        <w:t xml:space="preserve">nhận ra giả định của định lý bị phá, rồi giải thích được vì sao kết quả vẫn đúng, là khoảng cách giữa "em cài đặt được thuật toán" và "em hiểu thuật toán". Đừng trình bày đây là phát hiện mới: lý thuyết tổng quát đã dự đoán kết quả này, và tài liệu em tự trích (Kominers &amp; Sönmez 2016) viết đúng về suất dự trữ. Phép đo của em có giá trị ở chỗ khác — nó kiểm PHẦN MỀM CỦA EM có đúng không, và đã bắt được lỗi thật. Xem câu Q39 trong ngân hàng câu hỏi.</w:t>
       </w:r>
     </w:p>
     <w:p>
@@ -2423,7 +2423,7 @@
           <w:sz w:val="23"/>
           <w:szCs w:val="23"/>
         </w:rPr>
-        <w:t xml:space="preserve">★ Slide 5 — Chỗ định lý Gale–Shapley KHÔNG áp dụng được cho phần mềm của em</w:t>
+        <w:t xml:space="preserve">★ Slide 5 — Suất dự trữ phá giả định của định lý — vì sao kết quả vẫn đúng</w:t>
       </w:r>
     </w:p>
     <w:p>
@@ -2567,7 +2567,7 @@
           <w:sz w:val="20"/>
           <w:szCs w:val="20"/>
         </w:rPr>
-        <w:t xml:space="preserve">⇒ Không được trích định lý. Phải </w:t>
+        <w:t xml:space="preserve">Nhưng hàm lựa chọn vẫn có </w:t>
       </w:r>
       <w:r>
         <w:rPr>
@@ -2577,14 +2577,14 @@
           <w:sz w:val="20"/>
           <w:szCs w:val="20"/>
         </w:rPr>
-        <w:t xml:space="preserve">ĐO</w:t>
+        <w:t xml:space="preserve">TÍNH THAY THẾ</w:t>
       </w:r>
       <w:r>
         <w:rPr>
           <w:sz w:val="20"/>
           <w:szCs w:val="20"/>
         </w:rPr>
-        <w:t xml:space="preserve">.</w:t>
+        <w:t xml:space="preserve"> ⇒ lý thuyết tổng quát vẫn bảo đảm; em kiểm bằng máy và bằng phép đo</w:t>
       </w:r>
     </w:p>
     <w:p>
@@ -3064,7 +3064,7 @@
           <w:sz w:val="20"/>
           <w:szCs w:val="20"/>
         </w:rPr>
-        <w:t xml:space="preserve">“Nghĩa là số phận của C không chỉ phụ thuộc thứ hạng của C, mà còn phụ thuộc ai khác đang nộp cùng lúc. Không viết ra được một danh sách ưu tiên cố định. Đây không phải lỗi — đó chính là điều suất dự trữ sinh ra. Nhưng hệ quả là em không được phép trích định lý rồi coi như xong. Em phải tự đo — và đó là phần tiếp theo.”</w:t>
+        <w:t xml:space="preserve">“Nghĩa là số phận của C không chỉ phụ thuộc thứ hạng của C, mà còn phụ thuộc ai khác đang nộp cùng lúc. Không viết ra được một danh sách ưu tiên cố định. Đây không phải lỗi — đó chính là điều suất dự trữ sinh ra. Nhưng hàm lựa chọn này vẫn có tính thay thế: em nào được chọn từ một nhóm lớn thì vẫn được chọn khi nhóm nhỏ đi. Lý thuyết ghép cặp tổng quát chỉ cần tính chất đó để bảo đảm ổn định. Em kiểm bằng máy trên 221 220 cặp nhóm, không có vi phạm nào, và phép đo 2 088 thể hiện vét cạn cho 0 phản ví dụ — khớp đúng dự đoán của lý thuyết.”</w:t>
       </w:r>
     </w:p>
     <w:p>
@@ -7459,7 +7459,7 @@
           <w:sz w:val="20"/>
           <w:szCs w:val="20"/>
         </w:rPr>
-        <w:t xml:space="preserve">“Một điều em thấy thú vị: nhiều câu lạc bộ hơn lại nhanh hơn. Với cùng tổng số chỗ, nhiều câu lạc bộ nghĩa là mỗi câu lạc bộ nhỏ hơn, nên số em bị từ chối và phải đề xuất lại mỗi vòng ít hơn — số vòng lặp giảm từ 31 xuống 20.”</w:t>
+        <w:t xml:space="preserve">“Một điều em thấy thú vị: nhiều câu lạc bộ hơn lại nhanh hơn, và nguyên nhân không phải số vòng lặp. Em tách thời gian ra thì thấy bản thân thuật toán ghép cặp chỉ mất khoảng 0,1 giây; phần tốn nhất là KIỂM ổn định, mà mỗi lần kiểm phải sắp lại cả nhóm câu lạc bộ đang giữ. Câu lạc bộ càng nhỏ thì kiểm càng rẻ: 1,20 giây với 10 câu lạc bộ, 0,29 giây với 100.”</w:t>
       </w:r>
     </w:p>
     <w:p>
@@ -7606,7 +7606,7 @@
                 <w:sz w:val="19"/>
                 <w:szCs w:val="19"/>
               </w:rPr>
-              <w:t xml:space="preserve"> của lưới quét.</w:t>
+              <w:t xml:space="preserve"> của lưới quét. Và con số này được đo khi đang bật theo dõi bộ nhớ (tracemalloc), làm chậm khoảng gấp đôi — đo lại tắt theo dõi: 2,83 giây cho cả bước, trong đó thuật toán ghép cặp chỉ 0,14 giây.</w:t>
             </w:r>
           </w:p>
         </w:tc>
@@ -19896,7 +19896,7 @@
                 <w:sz w:val="18"/>
                 <w:szCs w:val="18"/>
               </w:rPr>
-              <w:t xml:space="preserve">Chặn an toàn; thực tế số vòng ≈ độ dài danh sách nguyện vọng</w:t>
+              <w:t xml:space="preserve">Chặn an toàn. Số vòng KHÔNG bằng độ dài danh sách: 165/204 cấu hình vượt 10 vòng, nhiều nhất 227 (em đang được giữ có thể bị đẩy ra rồi nộp tiếp)</w:t>
             </w:r>
           </w:p>
         </w:tc>
